--- a/public/resume/cover-letter-software.docx
+++ b/public/resume/cover-letter-software.docx
@@ -33,7 +33,7 @@
         </w:rPr>
         <w:t xml:space="preserve">✉ </w:t>
       </w:r>
-      <w:hyperlink w:history="1" r:id="rIdipyre-_aamq9yxkcers21">
+      <w:hyperlink w:history="1" r:id="rIdtyu-7rrklospavre9v7dw">
         <w:r>
           <w:rPr>
             <w:rFonts w:ascii="Calibri" w:cs="Calibri" w:eastAsia="Calibri" w:hAnsi="Calibri"/>
@@ -63,7 +63,7 @@
         </w:rPr>
         <w:t xml:space="preserve">• </w:t>
       </w:r>
-      <w:hyperlink w:history="1" r:id="rId38xp3msdznwptyx3kaehv">
+      <w:hyperlink w:history="1" r:id="rIdeskegbxeflbuzzelm1hcs">
         <w:r>
           <w:rPr>
             <w:rFonts w:ascii="Calibri" w:cs="Calibri" w:eastAsia="Calibri" w:hAnsi="Calibri"/>
@@ -93,7 +93,7 @@
         </w:rPr>
         <w:t xml:space="preserve">⁠in </w:t>
       </w:r>
-      <w:hyperlink w:history="1" r:id="rId3-u20bzczabaubmajtivc">
+      <w:hyperlink w:history="1" r:id="rIdhmpj-8ck6rdtqauiusupc">
         <w:r>
           <w:rPr>
             <w:rFonts w:ascii="Calibri" w:cs="Calibri" w:eastAsia="Calibri" w:hAnsi="Calibri"/>
@@ -123,7 +123,7 @@
         </w:rPr>
         <w:t xml:space="preserve">◔ </w:t>
       </w:r>
-      <w:hyperlink w:history="1" r:id="rIdgkh_uep_krzvzfq2xsfkn">
+      <w:hyperlink w:history="1" r:id="rIdpwlsras41k6l1nigyx-bq">
         <w:r>
           <w:rPr>
             <w:rFonts w:ascii="Calibri" w:cs="Calibri" w:eastAsia="Calibri" w:hAnsi="Calibri"/>

--- a/public/resume/cover-letter-software.docx
+++ b/public/resume/cover-letter-software.docx
@@ -33,7 +33,7 @@
         </w:rPr>
         <w:t xml:space="preserve">✉ </w:t>
       </w:r>
-      <w:hyperlink w:history="1" r:id="rIdtyu-7rrklospavre9v7dw">
+      <w:hyperlink w:history="1" r:id="rIdphz2nauvbqfe5mqs8fw0d">
         <w:r>
           <w:rPr>
             <w:rFonts w:ascii="Calibri" w:cs="Calibri" w:eastAsia="Calibri" w:hAnsi="Calibri"/>
@@ -63,7 +63,7 @@
         </w:rPr>
         <w:t xml:space="preserve">• </w:t>
       </w:r>
-      <w:hyperlink w:history="1" r:id="rIdeskegbxeflbuzzelm1hcs">
+      <w:hyperlink w:history="1" r:id="rIdyj2dfkyphffcgtwow3e_9">
         <w:r>
           <w:rPr>
             <w:rFonts w:ascii="Calibri" w:cs="Calibri" w:eastAsia="Calibri" w:hAnsi="Calibri"/>
@@ -93,7 +93,7 @@
         </w:rPr>
         <w:t xml:space="preserve">⁠in </w:t>
       </w:r>
-      <w:hyperlink w:history="1" r:id="rIdhmpj-8ck6rdtqauiusupc">
+      <w:hyperlink w:history="1" r:id="rIdqg5ccj07ipwr6kdl2qop9">
         <w:r>
           <w:rPr>
             <w:rFonts w:ascii="Calibri" w:cs="Calibri" w:eastAsia="Calibri" w:hAnsi="Calibri"/>
@@ -123,7 +123,7 @@
         </w:rPr>
         <w:t xml:space="preserve">◔ </w:t>
       </w:r>
-      <w:hyperlink w:history="1" r:id="rIdpwlsras41k6l1nigyx-bq">
+      <w:hyperlink w:history="1" r:id="rId8rftcwfwyep0snl_l80un">
         <w:r>
           <w:rPr>
             <w:rFonts w:ascii="Calibri" w:cs="Calibri" w:eastAsia="Calibri" w:hAnsi="Calibri"/>
